--- a/s61/면담자료/면담자료_20261012_Ver5.1.docx
+++ b/s61/면담자료/면담자료_20261012_Ver5.1.docx
@@ -7668,7 +7668,7 @@
                 <w:sz w:val="18"/>
                 <w:szCs w:val="18"/>
               </w:rPr>
-              <w:t xml:space="preserve">김동욱 교수 — 산업경영공학과</w:t>
+              <w:t xml:space="preserve">김동욱 교수 — 강원대학교 산업경영공학과</w:t>
             </w:r>
           </w:p>
         </w:tc>
@@ -7767,7 +7767,7 @@
                 <w:sz w:val="18"/>
                 <w:szCs w:val="18"/>
               </w:rPr>
-              <w:t xml:space="preserve">이진원 교수 — 산업경영공학과</w:t>
+              <w:t xml:space="preserve">이진원 교수 — 강원대학교 산업경영공학과</w:t>
             </w:r>
           </w:p>
         </w:tc>
@@ -7866,7 +7866,7 @@
                 <w:sz w:val="18"/>
                 <w:szCs w:val="18"/>
               </w:rPr>
-              <w:t xml:space="preserve">이창수 교수 — 산업경영공학과</w:t>
+              <w:t xml:space="preserve">이창수 교수 — 강원대학교 산업경영공학과</w:t>
             </w:r>
           </w:p>
         </w:tc>
@@ -7965,7 +7965,7 @@
                 <w:sz w:val="18"/>
                 <w:szCs w:val="18"/>
               </w:rPr>
-              <w:t xml:space="preserve">김계수 교수 — 경영학과</w:t>
+              <w:t xml:space="preserve">김계수 교수 — 세명대학교 경영학과</w:t>
             </w:r>
           </w:p>
         </w:tc>
@@ -7997,7 +7997,7 @@
                 <w:sz w:val="18"/>
                 <w:szCs w:val="18"/>
               </w:rPr>
-              <w:t xml:space="preserve">외부위원</w:t>
+              <w:t xml:space="preserve">외부위원 (생산관리·품질경영, 계량경영/MIS)</w:t>
             </w:r>
           </w:p>
         </w:tc>
@@ -8064,7 +8064,7 @@
                 <w:sz w:val="18"/>
                 <w:szCs w:val="18"/>
               </w:rPr>
-              <w:t xml:space="preserve">서병석 교수 — 컴퓨터공학과</w:t>
+              <w:t xml:space="preserve">서병석 교수 — 상지대학교 전자·보안공학부</w:t>
             </w:r>
           </w:p>
         </w:tc>
@@ -8096,7 +8096,7 @@
                 <w:sz w:val="18"/>
                 <w:szCs w:val="18"/>
               </w:rPr>
-              <w:t xml:space="preserve">외부위원</w:t>
+              <w:t xml:space="preserve">외부위원 (정보시스템 보안, 머신러닝·딥러닝, 컴퓨터시스템)</w:t>
             </w:r>
           </w:p>
         </w:tc>

--- a/s61/면담자료/면담자료_20261012_Ver5.1.docx
+++ b/s61/면담자료/면담자료_20261012_Ver5.1.docx
@@ -576,7 +576,7 @@
           <w:sz w:val="20"/>
           <w:szCs w:val="20"/>
         </w:rPr>
-        <w:t xml:space="preserve">9/16 면담에서 주신 지적을 녹취(37분 51초)와 빨간 펜 사진 14장으로 정리하여 39건(A-01~A-39)으로 나누었고, 논문에 관한 33건(중복 3건 제외)은 국문 초록부터 부록·영문 초록까지 모두 반영하였습니다(2절). 논문 외 3건은 심사 신청·학과 서류 제출 완료, 심사위원 5인과 심사 3회 일정(10/22·11/12·11/26)은 확정(3절), 발표 자료는 v22까지 만들어 교수님 확인을 기다립니다.</w:t>
+        <w:t xml:space="preserve">9/16 면담에서 주신 지적을 메모와 빨간 펜 표시로 정리하여 39건(A-01~A-39)으로 나누었고, 논문에 관한 33건(중복 3건 제외)은 국문 초록부터 부록·영문 초록까지 모두 반영하였습니다(2절). 논문 외 3건은 심사 신청·학과 서류 제출 완료, 심사위원 5인과 심사 3회 일정(10/22·11/12·11/26)은 확정(3절), 발표 자료는 v22까지 만들어 교수님 확인을 기다립니다.</w:t>
       </w:r>
     </w:p>
     <w:p>
@@ -1167,7 +1167,7 @@
           <w:sz w:val="19"/>
           <w:szCs w:val="19"/>
         </w:rPr>
-        <w:t xml:space="preserve">「9/16 지적」은 녹취와 사진에서 뽑은 요지이고, 「위치」는 출력본 v200의 절 번호입니다(v203도 같음). 초록의 [1]~[9]는 국문 초록의 문단 번호입니다. 상태 칸의 「Ver4.2 4.1·4.2」는 별도 자료의 절 번호입니다.</w:t>
+        <w:t xml:space="preserve">「9/16 지적」은 면담 메모와 빨간 펜 표시에서 뽑은 요지이고, 「위치」는 출력본 v200의 절 번호입니다(v203도 같음). 초록의 [1]~[9]는 국문 초록의 문단 번호입니다. 상태 칸의 「Ver4.2 4.1·4.2」는 별도 자료의 절 번호입니다.</w:t>
       </w:r>
     </w:p>
     <w:tbl>
@@ -1257,7 +1257,7 @@
                 <w:sz w:val="16"/>
                 <w:szCs w:val="16"/>
               </w:rPr>
-              <w:t xml:space="preserve">9/16 지적 (녹취 시각)</w:t>
+              <w:t xml:space="preserve">9/16 지적</w:t>
             </w:r>
           </w:p>
         </w:tc>
@@ -1426,7 +1426,7 @@
                 <w:sz w:val="16"/>
                 <w:szCs w:val="16"/>
               </w:rPr>
-              <w:t xml:space="preserve">2.85점이 무엇인지 드러나게 — A사 55문항 성숙도 평가 결과 (02:33·17:19)</w:t>
+              <w:t xml:space="preserve">2.85점이 무엇인지 드러나게 — A사 55문항 성숙도 평가 결과</w:t>
             </w:r>
           </w:p>
         </w:tc>
@@ -1590,7 +1590,7 @@
                 <w:sz w:val="16"/>
                 <w:szCs w:val="16"/>
               </w:rPr>
-              <w:t xml:space="preserve">첫 문단 어휘 — 「재는」「갈린다」, 「고려하라」의 인용부호 (07:16)</w:t>
+              <w:t xml:space="preserve">첫 문단 어휘 — 「재는」「갈린다」, 「고려하라」의 인용부호</w:t>
             </w:r>
           </w:p>
         </w:tc>
@@ -1754,7 +1754,7 @@
                 <w:sz w:val="16"/>
                 <w:szCs w:val="16"/>
               </w:rPr>
-              <w:t xml:space="preserve">성숙도 모델이 무엇인지 먼저 설명, 어느 분야의 모델인지 (07:40)</w:t>
+              <w:t xml:space="preserve">성숙도 모델이 무엇인지 먼저 설명, 어느 분야의 모델인지</w:t>
             </w:r>
           </w:p>
         </w:tc>
@@ -1918,7 +1918,7 @@
                 <w:sz w:val="16"/>
                 <w:szCs w:val="16"/>
               </w:rPr>
-              <w:t xml:space="preserve">「환경 분야에는 적용되지 않았고 … 한 측면에만 머물렀다」 — "진짜인가" (08:17)</w:t>
+              <w:t xml:space="preserve">「환경 분야에는 적용되지 않았고 … 한 측면에만 머물렀다」 — "진짜인가"</w:t>
             </w:r>
           </w:p>
         </w:tc>
@@ -2082,7 +2082,7 @@
                 <w:sz w:val="16"/>
                 <w:szCs w:val="16"/>
               </w:rPr>
-              <w:t xml:space="preserve">「결합 방법을 제안한 연구들도」→「기존 연구들도」 (09:50)</w:t>
+              <w:t xml:space="preserve">「결합 방법을 제안한 연구들도」→「기존 연구들도」</w:t>
             </w:r>
           </w:p>
         </w:tc>
@@ -2246,7 +2246,7 @@
                 <w:sz w:val="16"/>
                 <w:szCs w:val="16"/>
               </w:rPr>
-              <w:t xml:space="preserve">「잇는다」「읽는다」 표현을 다른 말로 (10:20·23:21)</w:t>
+              <w:t xml:space="preserve">「잇는다」「읽는다」 표현을 다른 말로</w:t>
             </w:r>
           </w:p>
         </w:tc>
@@ -2410,7 +2410,7 @@
                 <w:sz w:val="16"/>
                 <w:szCs w:val="16"/>
               </w:rPr>
-              <w:t xml:space="preserve">「연구 문제는 네 가지다」가 아니라 「첫째 … 마지막으로 …를 다루었다」 (10:37~12:33)</w:t>
+              <w:t xml:space="preserve">「연구 문제는 네 가지다」가 아니라 「첫째 … 마지막으로 …를 다루었다」</w:t>
             </w:r>
           </w:p>
         </w:tc>
@@ -2574,7 +2574,7 @@
                 <w:sz w:val="16"/>
                 <w:szCs w:val="16"/>
               </w:rPr>
-              <w:t xml:space="preserve">「세 계층으로 개발하였다」 — 계층은 레이어 (13:00~14:30)</w:t>
+              <w:t xml:space="preserve">「세 계층으로 개발하였다」 — 계층은 레이어</w:t>
             </w:r>
           </w:p>
         </w:tc>
@@ -2738,7 +2738,7 @@
                 <w:sz w:val="16"/>
                 <w:szCs w:val="16"/>
               </w:rPr>
-              <w:t xml:space="preserve">「타당성은 두 가지 방향으로 검증하였다」 — 각 방향을 밝힐 것 (14:30~15:31)</w:t>
+              <w:t xml:space="preserve">「타당성은 두 가지 방향으로 검증하였다」 — 각 방향을 밝힐 것</w:t>
             </w:r>
           </w:p>
         </w:tc>
@@ -2902,7 +2902,7 @@
                 <w:sz w:val="16"/>
                 <w:szCs w:val="16"/>
               </w:rPr>
-              <w:t xml:space="preserve">「검증된 모델을 … 시범 적용하였다. 적용 결과는 …」 (15:31~16:41)</w:t>
+              <w:t xml:space="preserve">「검증된 모델을 … 시범 적용하였다. 적용 결과는 …」</w:t>
             </w:r>
           </w:p>
         </w:tc>
@@ -3066,7 +3066,7 @@
                 <w:sz w:val="16"/>
                 <w:szCs w:val="16"/>
               </w:rPr>
-              <w:t xml:space="preserve">「평균이 가리키는 구조적 미비를 이 모델이 드러냄」 — 뜻이 잘 이해되지 않음 (16:41)</w:t>
+              <w:t xml:space="preserve">「평균이 가리키는 구조적 미비를 이 모델이 드러냄」 — 뜻이 잘 이해되지 않음</w:t>
             </w:r>
           </w:p>
         </w:tc>
@@ -3230,7 +3230,7 @@
                 <w:sz w:val="16"/>
                 <w:szCs w:val="16"/>
               </w:rPr>
-              <w:t xml:space="preserve">마지막 문단: 성과 → 의의 → 한계 → 극복 방안 → 추가 연구 (17:19~19:28)</w:t>
+              <w:t xml:space="preserve">마지막 문단: 성과 → 의의 → 한계 → 극복 방안 → 추가 연구</w:t>
             </w:r>
           </w:p>
         </w:tc>
@@ -3394,7 +3394,7 @@
                 <w:sz w:val="16"/>
                 <w:szCs w:val="16"/>
               </w:rPr>
-              <w:t xml:space="preserve">국문 초록은 앞, 영문 초록은 뒤 (04:07)</w:t>
+              <w:t xml:space="preserve">국문 초록은 앞, 영문 초록은 뒤</w:t>
             </w:r>
           </w:p>
         </w:tc>
@@ -3558,7 +3558,7 @@
                 <w:sz w:val="16"/>
                 <w:szCs w:val="16"/>
               </w:rPr>
-              <w:t xml:space="preserve">초록을 읽으면 무엇을 했는지 드러나고, 그 내용이 본문에 그대로 (19:28)</w:t>
+              <w:t xml:space="preserve">초록을 읽으면 무엇을 했는지 드러나고, 그 내용이 본문에 그대로</w:t>
             </w:r>
           </w:p>
         </w:tc>
@@ -3722,7 +3722,7 @@
                 <w:sz w:val="16"/>
                 <w:szCs w:val="16"/>
               </w:rPr>
-              <w:t xml:space="preserve">「환경경영시스템(ISO 14001)」「전과정평가(LCA)」를 한 단어처럼 — "논문은 다 그렇게" (15:31)</w:t>
+              <w:t xml:space="preserve">「환경경영시스템(ISO 14001)」「전과정평가(LCA)」를 한 단어처럼 — "논문은 다 그렇게"</w:t>
             </w:r>
           </w:p>
         </w:tc>
@@ -3886,7 +3886,7 @@
                 <w:sz w:val="16"/>
                 <w:szCs w:val="16"/>
               </w:rPr>
-              <w:t xml:space="preserve">인용은 번호만 — 저자명·표준 정식 명칭을 본문에 나열하지 않음 (20:57~22:30)</w:t>
+              <w:t xml:space="preserve">인용은 번호만 — 저자명·표준 정식 명칭을 본문에 나열하지 않음</w:t>
             </w:r>
           </w:p>
         </w:tc>
@@ -4050,7 +4050,7 @@
                 <w:sz w:val="16"/>
                 <w:szCs w:val="16"/>
               </w:rPr>
-              <w:t xml:space="preserve">「계보」 표현을 다른 말로 (19:28·23:00)</w:t>
+              <w:t xml:space="preserve">「계보」 표현을 다른 말로</w:t>
             </w:r>
           </w:p>
         </w:tc>
@@ -4214,7 +4214,7 @@
                 <w:sz w:val="16"/>
                 <w:szCs w:val="16"/>
               </w:rPr>
-              <w:t xml:space="preserve">「ISO/IEC 15504를 2009년 이래 개편·대체한(김선호 외[25])」 — 김선호 연구가 아님 (20:57)</w:t>
+              <w:t xml:space="preserve">「ISO/IEC 15504를 2009년 이래 개편·대체한(김선호 외[25])」 — 김선호 연구가 아님</w:t>
             </w:r>
           </w:p>
         </w:tc>
@@ -4378,7 +4378,7 @@
                 <w:sz w:val="16"/>
                 <w:szCs w:val="16"/>
               </w:rPr>
-              <w:t xml:space="preserve">「층」→「계층」 (13:48)</w:t>
+              <w:t xml:space="preserve">「층」→「계층」</w:t>
             </w:r>
           </w:p>
         </w:tc>
@@ -4542,7 +4542,7 @@
                 <w:sz w:val="16"/>
                 <w:szCs w:val="16"/>
               </w:rPr>
-              <w:t xml:space="preserve">[그림 3-1]의 요소를 2장에서 먼저 설명 — "한 패러그래프씩이라도" (24:09~25:56)</w:t>
+              <w:t xml:space="preserve">[그림 3-1]의 요소를 2장에서 먼저 설명 — "한 패러그래프씩이라도"</w:t>
             </w:r>
           </w:p>
         </w:tc>
@@ -4706,7 +4706,7 @@
                 <w:sz w:val="16"/>
                 <w:szCs w:val="16"/>
               </w:rPr>
-              <w:t xml:space="preserve">3장 제목 「연구 방법 및 연계 모델 개발」, 3.1 「연계 모델 개발의 방법론적 기초」, 서두에 세 모델 예고 (27:22)</w:t>
+              <w:t xml:space="preserve">3장 제목 「연구 방법 및 연계 모델 개발」, 3.1 「연계 모델 개발의 방법론적 기초」, 서두에 세 모델 예고</w:t>
             </w:r>
           </w:p>
         </w:tc>
@@ -5034,7 +5034,7 @@
                 <w:sz w:val="16"/>
                 <w:szCs w:val="16"/>
               </w:rPr>
-              <w:t xml:space="preserve">[그림 3-2] — "이 제목은 뭐고" (26:18)</w:t>
+              <w:t xml:space="preserve">[그림 3-2] — "이 제목은 뭐고"</w:t>
             </w:r>
           </w:p>
         </w:tc>
@@ -5198,7 +5198,7 @@
                 <w:sz w:val="16"/>
                 <w:szCs w:val="16"/>
               </w:rPr>
-              <w:t xml:space="preserve">3.2 끝에 「연계 모델은 다음과 같다」 (28:09~29:13)</w:t>
+              <w:t xml:space="preserve">3.2 끝에 「연계 모델은 다음과 같다」</w:t>
             </w:r>
           </w:p>
         </w:tc>
@@ -5362,7 +5362,7 @@
                 <w:sz w:val="16"/>
                 <w:szCs w:val="16"/>
               </w:rPr>
-              <w:t xml:space="preserve">3.3에 평가 도구가 무엇인지 명확히 (30:07)</w:t>
+              <w:t xml:space="preserve">3.3에 평가 도구가 무엇인지 명확히</w:t>
             </w:r>
           </w:p>
         </w:tc>
@@ -5526,7 +5526,7 @@
                 <w:sz w:val="16"/>
                 <w:szCs w:val="16"/>
               </w:rPr>
-              <w:t xml:space="preserve">3.4에 「이것이 성숙도 모델이다」 (30:53)</w:t>
+              <w:t xml:space="preserve">3.4에 「이것이 성숙도 모델이다」</w:t>
             </w:r>
           </w:p>
         </w:tc>
@@ -5690,7 +5690,7 @@
                 <w:sz w:val="16"/>
                 <w:szCs w:val="16"/>
               </w:rPr>
-              <w:t xml:space="preserve">3.6 — "결론은 3개를 개발했는데 결론은 뭐야?" (31:36~34:47)</w:t>
+              <w:t xml:space="preserve">3.6 — "결론은 3개를 개발했는데 결론은 뭐야?"</w:t>
             </w:r>
           </w:p>
         </w:tc>
@@ -5854,7 +5854,7 @@
                 <w:sz w:val="16"/>
                 <w:szCs w:val="16"/>
               </w:rPr>
-              <w:t xml:space="preserve">세 모델을 LMA라 하는지 설명 (33:41)</w:t>
+              <w:t xml:space="preserve">세 모델을 LMA라 하는지 설명</w:t>
             </w:r>
           </w:p>
         </w:tc>
@@ -6018,7 +6018,7 @@
                 <w:sz w:val="16"/>
                 <w:szCs w:val="16"/>
               </w:rPr>
-              <w:t xml:space="preserve">4장 제목 「모델 적용 사례 연구」, 적용 개요 (34:47)</w:t>
+              <w:t xml:space="preserve">4장 제목 「모델 적용 사례 연구」, 적용 개요</w:t>
             </w:r>
           </w:p>
         </w:tc>
@@ -6182,7 +6182,7 @@
                 <w:sz w:val="16"/>
                 <w:szCs w:val="16"/>
               </w:rPr>
-              <w:t xml:space="preserve">5장은 「평가를 했더니 결론이 나오는」 흐름 (35:22)</w:t>
+              <w:t xml:space="preserve">5장은 「평가를 했더니 결론이 나오는」 흐름</w:t>
             </w:r>
           </w:p>
         </w:tc>
@@ -6346,7 +6346,7 @@
                 <w:sz w:val="16"/>
                 <w:szCs w:val="16"/>
               </w:rPr>
-              <w:t xml:space="preserve">심사 일정 (00:52~01:56)</w:t>
+              <w:t xml:space="preserve">심사 일정</w:t>
             </w:r>
           </w:p>
         </w:tc>
@@ -6510,7 +6510,7 @@
                 <w:sz w:val="16"/>
                 <w:szCs w:val="16"/>
               </w:rPr>
-              <w:t xml:space="preserve">심사 서류·양식, 이전 신청 건 재신청 (04:27~07:14)</w:t>
+              <w:t xml:space="preserve">심사 서류·양식, 이전 신청 건 재신청</w:t>
             </w:r>
           </w:p>
         </w:tc>
@@ -6674,7 +6674,7 @@
                 <w:sz w:val="16"/>
                 <w:szCs w:val="16"/>
               </w:rPr>
-              <w:t xml:space="preserve">발표 자료와 예상 질문, 답변이 논문 어디에 있는지 (35:22~37:38)</w:t>
+              <w:t xml:space="preserve">발표 자료와 예상 질문, 답변이 논문 어디에 있는지</w:t>
             </w:r>
           </w:p>
         </w:tc>

--- a/s61/면담자료/면담자료_20261012_Ver5.1.docx
+++ b/s61/면담자료/면담자료_20261012_Ver5.1.docx
@@ -7479,7 +7479,7 @@
           <w:sz w:val="19"/>
           <w:szCs w:val="19"/>
         </w:rPr>
-        <w:t xml:space="preserve">심사위원 5인(위원장·부위원장 포함)과 세 차례 심사일은 확정되었습니다. 예비심사 시간·장소는 확정되는 대로 채우겠습니다.</w:t>
+        <w:t xml:space="preserve">심사위원 5인(위원장·부위원장 포함)과 세 차례 심사 일시는 확정되었습니다. 장소는 확정되는 대로 채우겠습니다.</w:t>
       </w:r>
     </w:p>
     <w:tbl>
@@ -8288,7 +8288,7 @@
                 <w:sz w:val="18"/>
                 <w:szCs w:val="18"/>
               </w:rPr>
-              <w:t xml:space="preserve">2026년 10월 22일(목)</w:t>
+              <w:t xml:space="preserve">2026년 10월 22일(목) 18:00</w:t>
             </w:r>
           </w:p>
         </w:tc>
@@ -8320,7 +8320,7 @@
                 <w:sz w:val="18"/>
                 <w:szCs w:val="18"/>
               </w:rPr>
-              <w:t xml:space="preserve">시간·장소 미정 → 확정 뒤 기재. 발표 약 30분 분량 준비(시간이 20분이면 축소)</w:t>
+              <w:t xml:space="preserve">장소는 확정 뒤 기재. 발표 약 30분 분량 준비(시간이 20분이면 축소)</w:t>
             </w:r>
           </w:p>
         </w:tc>

--- a/s61/면담자료/면담자료_20261012_Ver5.1.docx
+++ b/s61/면담자료/면담자료_20261012_Ver5.1.docx
@@ -8320,7 +8320,7 @@
                 <w:sz w:val="18"/>
                 <w:szCs w:val="18"/>
               </w:rPr>
-              <w:t xml:space="preserve">장소는 확정 뒤 기재. 발표 약 30분 분량 준비(시간이 20분이면 축소)</w:t>
+              <w:t xml:space="preserve">단독. 장소는 확정 뒤 기재. 발표 약 30분 분량 준비(시간이 20분이면 축소)</w:t>
             </w:r>
           </w:p>
         </w:tc>
@@ -8419,7 +8419,7 @@
                 <w:sz w:val="18"/>
                 <w:szCs w:val="18"/>
               </w:rPr>
-              <w:t xml:space="preserve">공개발표는 본심사 1차와 함께 하기로 함. 예비심사 지적 사항의 수정 결과 보고</w:t>
+              <w:t xml:space="preserve">석사과정 박현재 학생과 같은 자리 — 석사 발표 먼저, 박사 발표 뒤. 예비심사 지적 사항의 수정 결과 보고</w:t>
             </w:r>
           </w:p>
         </w:tc>
@@ -8518,7 +8518,7 @@
                 <w:sz w:val="18"/>
                 <w:szCs w:val="18"/>
               </w:rPr>
-              <w:t xml:space="preserve">12/9까지 3회 완료 요건 충족</w:t>
+              <w:t xml:space="preserve">단독. 12/9까지 3회 완료 요건 충족</w:t>
             </w:r>
           </w:p>
         </w:tc>

--- a/s61/면담자료/면담자료_20261012_Ver5.1.docx
+++ b/s61/면담자료/면담자료_20261012_Ver5.1.docx
@@ -98,7 +98,7 @@
           <w:sz w:val="19"/>
           <w:szCs w:val="19"/>
         </w:rPr>
-        <w:t xml:space="preserve">대상 판: 현행 phd_v203_20261007.docx(10/8 제출 · v202에서 쪽 여백만 조정, 본문 글자 무변경 · 참고문헌 61건) — 교수님 검토 요청 판. 출력본 v200(9/30)과 내용·수치·판정 동일</w:t>
+        <w:t xml:space="preserve">대상 판: 현행 phd_v203_20261007.docx(10/8 제출, 참고문헌 61건) — 교수님 검토 요청 판. 교수님께서 마지막으로 보신 판은 9/16 면담의 v98(2026-09-16)이며, 그 뒤의 변경은 2절(지시 사항 반영)과 4절(그 밖의 변경)에 정리</w:t>
       </w:r>
     </w:p>
     <w:p>
@@ -467,7 +467,7 @@
                 <w:sz w:val="19"/>
                 <w:szCs w:val="19"/>
               </w:rPr>
-              <w:t xml:space="preserve">출력본(v200) 뒤에 고친 것 — v203까지</w:t>
+              <w:t xml:space="preserve">9/16 보신 판(v98) 뒤에 고친 것 — v203까지</w:t>
             </w:r>
           </w:p>
         </w:tc>
@@ -594,7 +594,7 @@
           <w:sz w:val="20"/>
           <w:szCs w:val="20"/>
         </w:rPr>
-        <w:t xml:space="preserve">교수님 검토를 부탁드리는 판은 v203(10/7)입니다. 출력본 v200(9/30) 뒤 세 차례 검토(9/30·10/5·10/6)로 표기·정합 500여 곳과 참고문헌을 고치고(v202), 10/7에 쪽 여백만 조정하였습니다(v203). 내용·수치·판정(A사 2.85점·ML2, 개선 과제 완수 시 3.15점·ML3)과 장·절 구성은 같습니다(4절).</w:t>
+        <w:t xml:space="preserve">교수님 검토를 부탁드리는 판은 v203(10/7)입니다. 9/16에 보신 v98과 견주면 지시 사항 39건 반영(2절) 외에 2장·3장의 절 구성 재편, 그림 22장·표 7개 추가, 용어 통일(표기 규칙표), 참고문헌 45→61건, 개선 과제 완수 시 전망(3.15점·ML3) 추가가 있습니다(4절). 사례 평가의 수치와 판정(55문항 종합 2.85점·ML2, 영역 평점)은 v98과 같습니다.</w:t>
       </w:r>
     </w:p>
     <w:p>
@@ -967,7 +967,7 @@
                 <w:sz w:val="18"/>
                 <w:szCs w:val="18"/>
               </w:rPr>
-              <w:t xml:space="preserve">출력본 뒤 변경</w:t>
+              <w:t xml:space="preserve">v98 뒤 그 밖의 변경</w:t>
             </w:r>
           </w:p>
         </w:tc>
@@ -999,7 +999,7 @@
                 <w:sz w:val="18"/>
                 <w:szCs w:val="18"/>
               </w:rPr>
-              <w:t xml:space="preserve">표기·정합 500여 곳 + 쪽 여백</w:t>
+              <w:t xml:space="preserve">구성·그림·표·용어·참고문헌</w:t>
             </w:r>
           </w:p>
         </w:tc>
@@ -1031,7 +1031,7 @@
                 <w:sz w:val="18"/>
                 <w:szCs w:val="18"/>
               </w:rPr>
-              <w:t xml:space="preserve">4절 — 내용·수치 동일. 교수님 2017년 논문 인용 1곳 정정, 참고문헌 3건 추가, v203 쪽 여백 조정</w:t>
+              <w:t xml:space="preserve">4절 — 2·3장 절 재편, 그림 12→34장, 표 31→36개, 참고문헌 45→61건, 본문 약 19% 증가(LibreOffice 기준 179→202쪽). 사례 수치·판정은 동일</w:t>
             </w:r>
           </w:p>
         </w:tc>
@@ -1167,7 +1167,7 @@
           <w:sz w:val="19"/>
           <w:szCs w:val="19"/>
         </w:rPr>
-        <w:t xml:space="preserve">「9/16 지적」은 면담 메모와 빨간 펜 표시에서 뽑은 요지이고, 「위치」는 출력본 v200의 절 번호입니다(v203도 같음). 초록의 [1]~[9]는 국문 초록의 문단 번호입니다. 상태 칸의 「Ver4.2 4.1·4.2」는 별도 자료의 절 번호입니다.</w:t>
+        <w:t xml:space="preserve">「9/16 지적」은 면담 메모와 빨간 펜 표시에서 뽑은 요지이고, 「위치」는 v203의 절 번호입니다(v98과 절 번호가 다른 곳은 4절의 구성 표 참조). 초록의 [1]~[9]는 국문 초록의 문단 번호입니다. 상태 칸의 「Ver4.2 4.1·4.2」는 별도 자료의 절 번호입니다.</w:t>
       </w:r>
     </w:p>
     <w:tbl>
@@ -9526,7 +9526,7 @@
           <w:sz w:val="28"/>
           <w:szCs w:val="28"/>
         </w:rPr>
-        <w:t xml:space="preserve">4. 출력본(v200) 뒤에 고친 것 — v203까지</w:t>
+        <w:t xml:space="preserve">4. 9/16 보신 판(v98) 뒤에 고친 것 — v203까지</w:t>
       </w:r>
     </w:p>
     <w:p>
@@ -9544,7 +9544,7 @@
           <w:sz w:val="20"/>
           <w:szCs w:val="20"/>
         </w:rPr>
-        <w:t xml:space="preserve">출력본을 그대로 읽으셔도 되는 범위의 변경입니다. 전체 목록은 대조표(v200→v201, v201→v201d, v201d→v202, v202→v203)에 있습니다.</w:t>
+        <w:t xml:space="preserve">9/16 지시 사항 39건의 반영은 2절에 있습니다. 여기에는 그 밖의 변경을 종류별로 적었습니다. 사례 평가의 수치와 판정은 바뀌지 않았습니다.</w:t>
       </w:r>
     </w:p>
     <w:tbl>
@@ -9632,7 +9632,7 @@
                 <w:sz w:val="18"/>
                 <w:szCs w:val="18"/>
               </w:rPr>
-              <w:t xml:space="preserve">건수</w:t>
+              <w:t xml:space="preserve">규모</w:t>
             </w:r>
           </w:p>
         </w:tc>
@@ -9666,7 +9666,7 @@
                 <w:sz w:val="18"/>
                 <w:szCs w:val="18"/>
               </w:rPr>
-              <w:t xml:space="preserve">비고</w:t>
+              <w:t xml:space="preserve">내용</w:t>
             </w:r>
           </w:p>
         </w:tc>
@@ -9701,7 +9701,7 @@
                 <w:sz w:val="18"/>
                 <w:szCs w:val="18"/>
               </w:rPr>
-              <w:t xml:space="preserve">9/30 1차 검토 반영(v201)</w:t>
+              <w:t xml:space="preserve">2장 구성 재편</w:t>
             </w:r>
           </w:p>
         </w:tc>
@@ -9733,7 +9733,7 @@
                 <w:sz w:val="18"/>
                 <w:szCs w:val="18"/>
               </w:rPr>
-              <w:t xml:space="preserve">183건·그림 11장</w:t>
+              <w:t xml:space="preserve">절 이동·신설</w:t>
             </w:r>
           </w:p>
         </w:tc>
@@ -9765,7 +9765,7 @@
                 <w:sz w:val="18"/>
                 <w:szCs w:val="18"/>
               </w:rPr>
-              <w:t xml:space="preserve">조사·참조·용어 정합, [표 3-8] 주석, 부록 주석 보강</w:t>
+              <w:t xml:space="preserve">v98 2.1.4~2.1.6(연계 타당성·조항별 연계 가능성·EMS Process Mapping)을 2.3.1~2.3.2(연계의 근거·프로세스 대응)로 옮기고, 2.4 「프로세스 성숙도 평가의 표준과 기법」(2.4.1 성숙도 모델의 정의와 세 계층 · 2.4.2 판정 체계 표준 · 2.4.3 측정 프레임워크·행동기술척도·집계 · 2.4.4 운영 준거 · 2.4.5 개발 절차와 내용타당도)을 신설. 선행연구는 2.4 → 2.5</w:t>
             </w:r>
           </w:p>
         </w:tc>
@@ -9800,7 +9800,7 @@
                 <w:sz w:val="18"/>
                 <w:szCs w:val="18"/>
               </w:rPr>
-              <w:t xml:space="preserve">9/30 2차 검토 반영(v201d)</w:t>
+              <w:t xml:space="preserve">3장 구성 재편</w:t>
             </w:r>
           </w:p>
         </w:tc>
@@ -9832,7 +9832,7 @@
                 <w:sz w:val="18"/>
                 <w:szCs w:val="18"/>
               </w:rPr>
-              <w:t xml:space="preserve">252건</w:t>
+              <w:t xml:space="preserve">검증 절 재구성</w:t>
             </w:r>
           </w:p>
         </w:tc>
@@ -9864,7 +9864,7 @@
                 <w:sz w:val="18"/>
                 <w:szCs w:val="18"/>
               </w:rPr>
-              <w:t xml:space="preserve">표준 원문과 달랐던 서술 4건 정정(KS I ISO 14044 가중치 합산·6.2/6.3, ISO/IEC 33020 판 표기 2건) · 교수님 2017년 논문 인용 정정([표 2-4]·2.5.4 「3개 공공기관 시범 적용」은 2015년 모형의 것) · 4장 사실 정리(D-1 「절차서가 없음」, C-7·A-9 처리를 평가 뒤 3.4.3 규칙으로 확정했다고 명시) · 참고문헌 3건 추가(Polit 2007 — S-CVI/Ave 0.90의 출처, ISO 14006, ISO 14025)</w:t>
+              <w:t xml:space="preserve">제목 「연구 방법 및 연계 모델 개발」. 3.5를 「모델의 검증」으로 — 3.5.1 추적성 검증(신설), 3.5.2 ISO/IEC 33004 자체점검, 3.5.3 CVI의 설계(실시가 아니라 설계임을 명시). v98 3.4.5 「판정 규칙의 회귀 검증」은 4.6.2 「판정 규칙의 적용 확인」으로, v98 3.5.3 「평가 클래스와 평가자 독립성」은 2.4.4로</w:t>
             </w:r>
           </w:p>
         </w:tc>
@@ -9899,7 +9899,7 @@
                 <w:sz w:val="18"/>
                 <w:szCs w:val="18"/>
               </w:rPr>
-              <w:t xml:space="preserve">10/5~10/6 전체 검토 반영(v202)</w:t>
+              <w:t xml:space="preserve">4장</w:t>
             </w:r>
           </w:p>
         </w:tc>
@@ -9931,7 +9931,7 @@
                 <w:sz w:val="18"/>
                 <w:szCs w:val="18"/>
               </w:rPr>
-              <w:t xml:space="preserve">41건·그림 5곳</w:t>
+              <w:t xml:space="preserve">절 제목·내용 보강</w:t>
             </w:r>
           </w:p>
         </w:tc>
@@ -9963,7 +9963,7 @@
                 <w:sz w:val="18"/>
                 <w:szCs w:val="18"/>
               </w:rPr>
-              <w:t xml:space="preserve">그림 35장·표 119개·수치·인용 전수 대조 — 그림 안 잔존 문구, [표 1-1] 절 번호, 조사 1건, 주석 보완, 4.2.3 간접 확인 5건(P-24 포함, 31/51) · 3.3.4의 ISO/IEC TS 33030 인용 문장을 원문(4.1·4.2.2.3·4.2.2.4) 확인 뒤 다시 씀</w:t>
+              <w:t xml:space="preserve">4.1 적용 개요 · 4.2.3 판정의 신뢰성(구 「객관성의 통제」) · 4.5.2 데이터 가용성의 구별과 판정의 민감도 · 4.6.2 기대 효과 시뮬레이션과 판정 규칙의 적용 확인 — 개선 과제 R1~R5 완수 시 종합 3.15점·ML3 진입 전망([표 4-16], [그림 4-3])은 v98에 없던 내용</w:t>
             </w:r>
           </w:p>
         </w:tc>
@@ -9998,7 +9998,7 @@
                 <w:sz w:val="18"/>
                 <w:szCs w:val="18"/>
               </w:rPr>
-              <w:t xml:space="preserve">10/7 쪽 여백 조정(v203)</w:t>
+              <w:t xml:space="preserve">그림·표</w:t>
             </w:r>
           </w:p>
         </w:tc>
@@ -10030,7 +10030,7 @@
                 <w:sz w:val="18"/>
                 <w:szCs w:val="18"/>
               </w:rPr>
-              <w:t xml:space="preserve">글자 무변경</w:t>
+              <w:t xml:space="preserve">그림 12 → 34장, 표 31 → 36개</w:t>
             </w:r>
           </w:p>
         </w:tc>
@@ -10062,7 +10062,7 @@
                 <w:sz w:val="18"/>
                 <w:szCs w:val="18"/>
               </w:rPr>
-              <w:t xml:space="preserve">[그림 1-4] 90%·[그림 4-4] 85% 축소, [표 2-4]·[표 2-5]·[표 3-10] 쪽 나눔 해제, 부록 I 제목 간격 — 빈 쪽을 없애려는 조정. 본문 글자 7,986개 동일 확인</w:t>
+              <w:t xml:space="preserve">추가 그림: 1-2~1-4(논문의 구성), 2-6·2-7, 3-5~3-10(모델·판정 규칙·BARS 카드), 4-3~4-10(영역 평점, 판정 경로, 개선 과제 카드 R1~R5), 5-1~5-3(결론 요약). 추가 표: 3-8~3-11, 4-17·4-18, 5-1(장점·단점). 삭제 표: 2-6·2-7(그림으로 대체)</w:t>
             </w:r>
           </w:p>
         </w:tc>
@@ -10097,7 +10097,7 @@
                 <w:sz w:val="18"/>
                 <w:szCs w:val="18"/>
               </w:rPr>
-              <w:t xml:space="preserve">바뀌지 않은 것</w:t>
+              <w:t xml:space="preserve">용어·표기 통일</w:t>
             </w:r>
           </w:p>
         </w:tc>
@@ -10129,7 +10129,7 @@
                 <w:sz w:val="18"/>
                 <w:szCs w:val="18"/>
               </w:rPr>
-              <w:t xml:space="preserve">—</w:t>
+              <w:t xml:space="preserve">표기 규칙표 v18(금지 72건)</w:t>
             </w:r>
           </w:p>
         </w:tc>
@@ -10161,7 +10161,403 @@
                 <w:sz w:val="18"/>
                 <w:szCs w:val="18"/>
               </w:rPr>
-              <w:t xml:space="preserve">55문항 점수, 영역 평점(P 3.23·D 3.00·C 2.10·A 2.33), 종합 2.85·ML2, 완수 시 3.15·ML3, 장·절 구성, 국문 초록·3.6 결론의 문안</w:t>
+              <w:t xml:space="preserve">「환경경영시스템(ISO 14001)」·「전과정평가(LCA)」 고정형, 「재는·잇는다·갈린다」 제거, 「통합」→「연계」, 「Clause」→「조항」, 「3층」→「3계층」, 「BARS 판정척도」→「행동기술척도」, 절 제목의 영문 병기 제거(연구 문제·연구 방법), 「연계 성숙도 평가 모델(LMA)」 명칭 정착</w:t>
+            </w:r>
+          </w:p>
+        </w:tc>
+      </w:tr>
+      <w:tr>
+        <w:tc>
+          <w:tcPr>
+            <w:tcW w:type="dxa" w:w="3000"/>
+            <w:tcBorders>
+              <w:top w:val="single" w:color="9AA5B1" w:sz="4"/>
+              <w:left w:val="single" w:color="9AA5B1" w:sz="4"/>
+              <w:bottom w:val="single" w:color="9AA5B1" w:sz="4"/>
+              <w:right w:val="single" w:color="9AA5B1" w:sz="4"/>
+            </w:tcBorders>
+            <w:shd w:fill="F3F5F8" w:color="auto" w:val="clear"/>
+            <w:tcMar>
+              <w:top w:type="dxa" w:w="40"/>
+              <w:left w:type="dxa" w:w="80"/>
+              <w:bottom w:type="dxa" w:w="40"/>
+              <w:right w:type="dxa" w:w="80"/>
+            </w:tcMar>
+          </w:tcPr>
+          <w:p>
+            <w:pPr>
+              <w:spacing w:after="20" w:line="260"/>
+            </w:pPr>
+            <w:r>
+              <w:rPr>
+                <w:rFonts w:ascii="맑은 고딕" w:cs="맑은 고딕" w:eastAsia="맑은 고딕" w:hAnsi="맑은 고딕"/>
+                <w:b/>
+                <w:bCs/>
+                <w:sz w:val="18"/>
+                <w:szCs w:val="18"/>
+              </w:rPr>
+              <w:t xml:space="preserve">초록·결론</w:t>
+            </w:r>
+          </w:p>
+        </w:tc>
+        <w:tc>
+          <w:tcPr>
+            <w:tcW w:type="dxa" w:w="1400"/>
+            <w:tcBorders>
+              <w:top w:val="single" w:color="9AA5B1" w:sz="4"/>
+              <w:left w:val="single" w:color="9AA5B1" w:sz="4"/>
+              <w:bottom w:val="single" w:color="9AA5B1" w:sz="4"/>
+              <w:right w:val="single" w:color="9AA5B1" w:sz="4"/>
+            </w:tcBorders>
+            <w:tcMar>
+              <w:top w:type="dxa" w:w="40"/>
+              <w:left w:type="dxa" w:w="80"/>
+              <w:bottom w:type="dxa" w:w="40"/>
+              <w:right w:type="dxa" w:w="80"/>
+            </w:tcMar>
+          </w:tcPr>
+          <w:p>
+            <w:pPr>
+              <w:spacing w:after="20" w:line="260"/>
+            </w:pPr>
+            <w:r>
+              <w:rPr>
+                <w:rFonts w:ascii="맑은 고딕" w:cs="맑은 고딕" w:eastAsia="맑은 고딕" w:hAnsi="맑은 고딕"/>
+                <w:b w:val="false"/>
+                <w:bCs w:val="false"/>
+                <w:sz w:val="18"/>
+                <w:szCs w:val="18"/>
+              </w:rPr>
+              <w:t xml:space="preserve">9/16 지시대로 재작성</w:t>
+            </w:r>
+          </w:p>
+        </w:tc>
+        <w:tc>
+          <w:tcPr>
+            <w:tcW w:type="dxa" w:w="5466"/>
+            <w:tcBorders>
+              <w:top w:val="single" w:color="9AA5B1" w:sz="4"/>
+              <w:left w:val="single" w:color="9AA5B1" w:sz="4"/>
+              <w:bottom w:val="single" w:color="9AA5B1" w:sz="4"/>
+              <w:right w:val="single" w:color="9AA5B1" w:sz="4"/>
+            </w:tcBorders>
+            <w:tcMar>
+              <w:top w:type="dxa" w:w="40"/>
+              <w:left w:type="dxa" w:w="80"/>
+              <w:bottom w:type="dxa" w:w="40"/>
+              <w:right w:type="dxa" w:w="80"/>
+            </w:tcMar>
+          </w:tcPr>
+          <w:p>
+            <w:pPr>
+              <w:spacing w:after="20" w:line="260"/>
+            </w:pPr>
+            <w:r>
+              <w:rPr>
+                <w:rFonts w:ascii="맑은 고딕" w:cs="맑은 고딕" w:eastAsia="맑은 고딕" w:hAnsi="맑은 고딕"/>
+                <w:b w:val="false"/>
+                <w:bCs w:val="false"/>
+                <w:sz w:val="18"/>
+                <w:szCs w:val="18"/>
+              </w:rPr>
+              <w:t xml:space="preserve">국문 초록 [1]~[9] 문단 순서(성과 → 의의 → 한계 → 극복 방안 → 추가 연구), 초록 ↔ 본문 1:1 대응, Abstract는 부록 뒤. 5장 절 구성(5.1 결과 요약 · 5.2 기여 · 5.3 한계와 향후 과제)은 그대로</w:t>
+            </w:r>
+          </w:p>
+        </w:tc>
+      </w:tr>
+      <w:tr>
+        <w:tc>
+          <w:tcPr>
+            <w:tcW w:type="dxa" w:w="3000"/>
+            <w:tcBorders>
+              <w:top w:val="single" w:color="9AA5B1" w:sz="4"/>
+              <w:left w:val="single" w:color="9AA5B1" w:sz="4"/>
+              <w:bottom w:val="single" w:color="9AA5B1" w:sz="4"/>
+              <w:right w:val="single" w:color="9AA5B1" w:sz="4"/>
+            </w:tcBorders>
+            <w:shd w:fill="F3F5F8" w:color="auto" w:val="clear"/>
+            <w:tcMar>
+              <w:top w:type="dxa" w:w="40"/>
+              <w:left w:type="dxa" w:w="80"/>
+              <w:bottom w:type="dxa" w:w="40"/>
+              <w:right w:type="dxa" w:w="80"/>
+            </w:tcMar>
+          </w:tcPr>
+          <w:p>
+            <w:pPr>
+              <w:spacing w:after="20" w:line="260"/>
+            </w:pPr>
+            <w:r>
+              <w:rPr>
+                <w:rFonts w:ascii="맑은 고딕" w:cs="맑은 고딕" w:eastAsia="맑은 고딕" w:hAnsi="맑은 고딕"/>
+                <w:b/>
+                <w:bCs/>
+                <w:sz w:val="18"/>
+                <w:szCs w:val="18"/>
+              </w:rPr>
+              <w:t xml:space="preserve">부록·참고문헌</w:t>
+            </w:r>
+          </w:p>
+        </w:tc>
+        <w:tc>
+          <w:tcPr>
+            <w:tcW w:type="dxa" w:w="1400"/>
+            <w:tcBorders>
+              <w:top w:val="single" w:color="9AA5B1" w:sz="4"/>
+              <w:left w:val="single" w:color="9AA5B1" w:sz="4"/>
+              <w:bottom w:val="single" w:color="9AA5B1" w:sz="4"/>
+              <w:right w:val="single" w:color="9AA5B1" w:sz="4"/>
+            </w:tcBorders>
+            <w:tcMar>
+              <w:top w:type="dxa" w:w="40"/>
+              <w:left w:type="dxa" w:w="80"/>
+              <w:bottom w:type="dxa" w:w="40"/>
+              <w:right w:type="dxa" w:w="80"/>
+            </w:tcMar>
+          </w:tcPr>
+          <w:p>
+            <w:pPr>
+              <w:spacing w:after="20" w:line="260"/>
+            </w:pPr>
+            <w:r>
+              <w:rPr>
+                <w:rFonts w:ascii="맑은 고딕" w:cs="맑은 고딕" w:eastAsia="맑은 고딕" w:hAnsi="맑은 고딕"/>
+                <w:b w:val="false"/>
+                <w:bCs w:val="false"/>
+                <w:sz w:val="18"/>
+                <w:szCs w:val="18"/>
+              </w:rPr>
+              <w:t xml:space="preserve">부록 I·J 제목, 참고문헌 45 → 61건</w:t>
+            </w:r>
+          </w:p>
+        </w:tc>
+        <w:tc>
+          <w:tcPr>
+            <w:tcW w:type="dxa" w:w="5466"/>
+            <w:tcBorders>
+              <w:top w:val="single" w:color="9AA5B1" w:sz="4"/>
+              <w:left w:val="single" w:color="9AA5B1" w:sz="4"/>
+              <w:bottom w:val="single" w:color="9AA5B1" w:sz="4"/>
+              <w:right w:val="single" w:color="9AA5B1" w:sz="4"/>
+            </w:tcBorders>
+            <w:tcMar>
+              <w:top w:type="dxa" w:w="40"/>
+              <w:left w:type="dxa" w:w="80"/>
+              <w:bottom w:type="dxa" w:w="40"/>
+              <w:right w:type="dxa" w:w="80"/>
+            </w:tcMar>
+          </w:tcPr>
+          <w:p>
+            <w:pPr>
+              <w:spacing w:after="20" w:line="260"/>
+            </w:pPr>
+            <w:r>
+              <w:rPr>
+                <w:rFonts w:ascii="맑은 고딕" w:cs="맑은 고딕" w:eastAsia="맑은 고딕" w:hAnsi="맑은 고딕"/>
+                <w:b w:val="false"/>
+                <w:bCs w:val="false"/>
+                <w:sz w:val="18"/>
+                <w:szCs w:val="18"/>
+              </w:rPr>
+              <w:t xml:space="preserve">부록 I 「평가 기록부 — 문항별 판정 요약」, 부록 J 「Building Chart — 55문항 점수 구조」. 참고문헌에 ISO/IEC 33003·33020, KS X ISO 8000-61·62, Polit 2007(S-CVI), ISO 14006·14025, 교수님 2017년 논문 인용 정정 등</w:t>
+            </w:r>
+          </w:p>
+        </w:tc>
+      </w:tr>
+      <w:tr>
+        <w:tc>
+          <w:tcPr>
+            <w:tcW w:type="dxa" w:w="3000"/>
+            <w:tcBorders>
+              <w:top w:val="single" w:color="9AA5B1" w:sz="4"/>
+              <w:left w:val="single" w:color="9AA5B1" w:sz="4"/>
+              <w:bottom w:val="single" w:color="9AA5B1" w:sz="4"/>
+              <w:right w:val="single" w:color="9AA5B1" w:sz="4"/>
+            </w:tcBorders>
+            <w:shd w:fill="F3F5F8" w:color="auto" w:val="clear"/>
+            <w:tcMar>
+              <w:top w:type="dxa" w:w="40"/>
+              <w:left w:type="dxa" w:w="80"/>
+              <w:bottom w:type="dxa" w:w="40"/>
+              <w:right w:type="dxa" w:w="80"/>
+            </w:tcMar>
+          </w:tcPr>
+          <w:p>
+            <w:pPr>
+              <w:spacing w:after="20" w:line="260"/>
+            </w:pPr>
+            <w:r>
+              <w:rPr>
+                <w:rFonts w:ascii="맑은 고딕" w:cs="맑은 고딕" w:eastAsia="맑은 고딕" w:hAnsi="맑은 고딕"/>
+                <w:b/>
+                <w:bCs/>
+                <w:sz w:val="18"/>
+                <w:szCs w:val="18"/>
+              </w:rPr>
+              <w:t xml:space="preserve">검토 라운드</w:t>
+            </w:r>
+          </w:p>
+        </w:tc>
+        <w:tc>
+          <w:tcPr>
+            <w:tcW w:type="dxa" w:w="1400"/>
+            <w:tcBorders>
+              <w:top w:val="single" w:color="9AA5B1" w:sz="4"/>
+              <w:left w:val="single" w:color="9AA5B1" w:sz="4"/>
+              <w:bottom w:val="single" w:color="9AA5B1" w:sz="4"/>
+              <w:right w:val="single" w:color="9AA5B1" w:sz="4"/>
+            </w:tcBorders>
+            <w:tcMar>
+              <w:top w:type="dxa" w:w="40"/>
+              <w:left w:type="dxa" w:w="80"/>
+              <w:bottom w:type="dxa" w:w="40"/>
+              <w:right w:type="dxa" w:w="80"/>
+            </w:tcMar>
+          </w:tcPr>
+          <w:p>
+            <w:pPr>
+              <w:spacing w:after="20" w:line="260"/>
+            </w:pPr>
+            <w:r>
+              <w:rPr>
+                <w:rFonts w:ascii="맑은 고딕" w:cs="맑은 고딕" w:eastAsia="맑은 고딕" w:hAnsi="맑은 고딕"/>
+                <w:b w:val="false"/>
+                <w:bCs w:val="false"/>
+                <w:sz w:val="18"/>
+                <w:szCs w:val="18"/>
+              </w:rPr>
+              <w:t xml:space="preserve">v199~v203</w:t>
+            </w:r>
+          </w:p>
+        </w:tc>
+        <w:tc>
+          <w:tcPr>
+            <w:tcW w:type="dxa" w:w="5466"/>
+            <w:tcBorders>
+              <w:top w:val="single" w:color="9AA5B1" w:sz="4"/>
+              <w:left w:val="single" w:color="9AA5B1" w:sz="4"/>
+              <w:bottom w:val="single" w:color="9AA5B1" w:sz="4"/>
+              <w:right w:val="single" w:color="9AA5B1" w:sz="4"/>
+            </w:tcBorders>
+            <w:tcMar>
+              <w:top w:type="dxa" w:w="40"/>
+              <w:left w:type="dxa" w:w="80"/>
+              <w:bottom w:type="dxa" w:w="40"/>
+              <w:right w:type="dxa" w:w="80"/>
+            </w:tcMar>
+          </w:tcPr>
+          <w:p>
+            <w:pPr>
+              <w:spacing w:after="20" w:line="260"/>
+            </w:pPr>
+            <w:r>
+              <w:rPr>
+                <w:rFonts w:ascii="맑은 고딕" w:cs="맑은 고딕" w:eastAsia="맑은 고딕" w:hAnsi="맑은 고딕"/>
+                <w:b w:val="false"/>
+                <w:bCs w:val="false"/>
+                <w:sz w:val="18"/>
+                <w:szCs w:val="18"/>
+              </w:rPr>
+              <w:t xml:space="preserve">9/30 1차·2차 검토(v201·v201d), 10/5~10/6 전수 대조(v202: 그림 35장·표 119개·수치·인용), 10/7 쪽 여백 조정(v203, 글자 무변경). 표절검사 v198 1%(카피킬러, 2026-09-29)</w:t>
+            </w:r>
+          </w:p>
+        </w:tc>
+      </w:tr>
+      <w:tr>
+        <w:tc>
+          <w:tcPr>
+            <w:tcW w:type="dxa" w:w="3000"/>
+            <w:tcBorders>
+              <w:top w:val="single" w:color="9AA5B1" w:sz="4"/>
+              <w:left w:val="single" w:color="9AA5B1" w:sz="4"/>
+              <w:bottom w:val="single" w:color="9AA5B1" w:sz="4"/>
+              <w:right w:val="single" w:color="9AA5B1" w:sz="4"/>
+            </w:tcBorders>
+            <w:shd w:fill="F3F5F8" w:color="auto" w:val="clear"/>
+            <w:tcMar>
+              <w:top w:type="dxa" w:w="40"/>
+              <w:left w:type="dxa" w:w="80"/>
+              <w:bottom w:type="dxa" w:w="40"/>
+              <w:right w:type="dxa" w:w="80"/>
+            </w:tcMar>
+          </w:tcPr>
+          <w:p>
+            <w:pPr>
+              <w:spacing w:after="20" w:line="260"/>
+            </w:pPr>
+            <w:r>
+              <w:rPr>
+                <w:rFonts w:ascii="맑은 고딕" w:cs="맑은 고딕" w:eastAsia="맑은 고딕" w:hAnsi="맑은 고딕"/>
+                <w:b/>
+                <w:bCs/>
+                <w:sz w:val="18"/>
+                <w:szCs w:val="18"/>
+              </w:rPr>
+              <w:t xml:space="preserve">바뀌지 않은 것</w:t>
+            </w:r>
+          </w:p>
+        </w:tc>
+        <w:tc>
+          <w:tcPr>
+            <w:tcW w:type="dxa" w:w="1400"/>
+            <w:tcBorders>
+              <w:top w:val="single" w:color="9AA5B1" w:sz="4"/>
+              <w:left w:val="single" w:color="9AA5B1" w:sz="4"/>
+              <w:bottom w:val="single" w:color="9AA5B1" w:sz="4"/>
+              <w:right w:val="single" w:color="9AA5B1" w:sz="4"/>
+            </w:tcBorders>
+            <w:tcMar>
+              <w:top w:type="dxa" w:w="40"/>
+              <w:left w:type="dxa" w:w="80"/>
+              <w:bottom w:type="dxa" w:w="40"/>
+              <w:right w:type="dxa" w:w="80"/>
+            </w:tcMar>
+          </w:tcPr>
+          <w:p>
+            <w:pPr>
+              <w:spacing w:after="20" w:line="260"/>
+            </w:pPr>
+            <w:r>
+              <w:rPr>
+                <w:rFonts w:ascii="맑은 고딕" w:cs="맑은 고딕" w:eastAsia="맑은 고딕" w:hAnsi="맑은 고딕"/>
+                <w:b w:val="false"/>
+                <w:bCs w:val="false"/>
+                <w:sz w:val="18"/>
+                <w:szCs w:val="18"/>
+              </w:rPr>
+              <w:t xml:space="preserve">—</w:t>
+            </w:r>
+          </w:p>
+        </w:tc>
+        <w:tc>
+          <w:tcPr>
+            <w:tcW w:type="dxa" w:w="5466"/>
+            <w:tcBorders>
+              <w:top w:val="single" w:color="9AA5B1" w:sz="4"/>
+              <w:left w:val="single" w:color="9AA5B1" w:sz="4"/>
+              <w:bottom w:val="single" w:color="9AA5B1" w:sz="4"/>
+              <w:right w:val="single" w:color="9AA5B1" w:sz="4"/>
+            </w:tcBorders>
+            <w:tcMar>
+              <w:top w:type="dxa" w:w="40"/>
+              <w:left w:type="dxa" w:w="80"/>
+              <w:bottom w:type="dxa" w:w="40"/>
+              <w:right w:type="dxa" w:w="80"/>
+            </w:tcMar>
+          </w:tcPr>
+          <w:p>
+            <w:pPr>
+              <w:spacing w:after="20" w:line="260"/>
+            </w:pPr>
+            <w:r>
+              <w:rPr>
+                <w:rFonts w:ascii="맑은 고딕" w:cs="맑은 고딕" w:eastAsia="맑은 고딕" w:hAnsi="맑은 고딕"/>
+                <w:b w:val="false"/>
+                <w:bCs w:val="false"/>
+                <w:sz w:val="18"/>
+                <w:szCs w:val="18"/>
+              </w:rPr>
+              <w:t xml:space="preserve">55문항 점수, 영역 평점(P 3.23·D 3.00·C 2.10·A 2.33), 종합 2.85·ML2, 미비 사항 3건·개선 과제 5건, 연계 프로세스 16종·핵심 문항 4종, 장 구성(5장 + 부록 A~K)</w:t>
             </w:r>
           </w:p>
         </w:tc>
